--- a/ChangeList/26.04.26.docx
+++ b/ChangeList/26.04.26.docx
@@ -3,11 +3,120 @@
 <w:document xmlns:wpc="http://schemas.microsoft.com/office/word/2010/wordprocessingCanvas" xmlns:mc="http://schemas.openxmlformats.org/markup-compatibility/2006" xmlns:o="urn:schemas-microsoft-com:office:office" xmlns:r="http://schemas.openxmlformats.org/officeDocument/2006/relationships" xmlns:m="http://schemas.openxmlformats.org/officeDocument/2006/math" xmlns:v="urn:schemas-microsoft-com:vml" xmlns:wp14="http://schemas.microsoft.com/office/word/2010/wordprocessingDrawing" xmlns:wp="http://schemas.openxmlformats.org/drawingml/2006/wordprocessingDrawing" xmlns:w10="urn:schemas-microsoft-com:office:word" xmlns:w="http://schemas.openxmlformats.org/wordprocessingml/2006/main" xmlns:w14="http://schemas.microsoft.com/office/word/2010/wordml" xmlns:w15="http://schemas.microsoft.com/office/word/2012/wordml" xmlns:wpg="http://schemas.microsoft.com/office/word/2010/wordprocessingGroup" xmlns:wpi="http://schemas.microsoft.com/office/word/2010/wordprocessingInk" xmlns:wne="http://schemas.microsoft.com/office/word/2006/wordml" xmlns:wps="http://schemas.microsoft.com/office/word/2010/wordprocessingShape" mc:Ignorable="w14 w15 wp14">
   <w:body>
     <w:p>
+      <w:r>
+        <w:t xml:space="preserve">- Удаленны и исправленны некоторые </w:t>
+      </w:r>
+      <w:r>
+        <w:rPr>
+          <w:lang w:val="en-US"/>
+        </w:rPr>
+        <w:t>FIXME</w:t>
+      </w:r>
+      <w:r>
+        <w:t xml:space="preserve"> </w:t>
+      </w:r>
+      <w:r>
+        <w:t xml:space="preserve">и </w:t>
+      </w:r>
+      <w:r>
+        <w:rPr>
+          <w:lang w:val="en-US"/>
+        </w:rPr>
+        <w:t>TODO</w:t>
+      </w:r>
+    </w:p>
+    <w:p>
+      <w:r>
+        <w:t xml:space="preserve">- </w:t>
+      </w:r>
+      <w:r>
+        <w:t xml:space="preserve">Переименнованные некоторые фукнции из </w:t>
+      </w:r>
+      <w:r>
+        <w:rPr>
+          <w:lang w:val="en-US"/>
+        </w:rPr>
+        <w:t>editor</w:t>
+      </w:r>
+      <w:r>
+        <w:t>_</w:t>
+      </w:r>
+      <w:r>
+        <w:rPr>
+          <w:lang w:val="en-US"/>
+        </w:rPr>
+        <w:t>node</w:t>
+      </w:r>
+      <w:r>
+        <w:t>.</w:t>
+      </w:r>
+      <w:proofErr w:type="spellStart"/>
+      <w:r>
+        <w:rPr>
+          <w:lang w:val="en-US"/>
+        </w:rPr>
+        <w:t>cpp</w:t>
+      </w:r>
+      <w:proofErr w:type="spellEnd"/>
+      <w:r>
+        <w:t>/.</w:t>
+      </w:r>
+      <w:r>
+        <w:rPr>
+          <w:lang w:val="en-US"/>
+        </w:rPr>
+        <w:t>h</w:t>
+      </w:r>
+    </w:p>
+    <w:p>
+      <w:r>
+        <w:t xml:space="preserve">- </w:t>
+      </w:r>
+      <w:r>
+        <w:t>Изменены название</w:t>
+      </w:r>
+      <w:r>
+        <w:t xml:space="preserve"> </w:t>
+      </w:r>
+      <w:r>
+        <w:t xml:space="preserve">с </w:t>
+      </w:r>
+      <w:proofErr w:type="spellStart"/>
+      <w:r>
+        <w:rPr>
+          <w:lang w:val="en-US"/>
+        </w:rPr>
+        <w:t>GDScript</w:t>
+      </w:r>
+      <w:proofErr w:type="spellEnd"/>
+      <w:r>
+        <w:t xml:space="preserve"> </w:t>
+      </w:r>
+      <w:r>
+        <w:t xml:space="preserve">на </w:t>
+      </w:r>
+      <w:proofErr w:type="spellStart"/>
+      <w:r>
+        <w:rPr>
+          <w:lang w:val="en-US"/>
+        </w:rPr>
+        <w:t>RLScript</w:t>
+      </w:r>
+      <w:proofErr w:type="spellEnd"/>
+    </w:p>
+    <w:p/>
+    <w:p>
       <w:pPr>
         <w:rPr>
-          <w:lang w:val="en-US"/>
+          <w:b/>
         </w:rPr>
       </w:pPr>
+      <w:r>
+        <w:rPr>
+          <w:b/>
+        </w:rPr>
+        <w:t>(Всего – 3) (Всего – 18+3=21)</w:t>
+      </w:r>
       <w:bookmarkStart w:id="0" w:name="_GoBack"/>
       <w:bookmarkEnd w:id="0"/>
     </w:p>
